--- a/synthetic/output/assignments/assignments.docx
+++ b/synthetic/output/assignments/assignments.docx
@@ -94,7 +94,7 @@
           </w:tcPr>
           <w:p>
             <w:r>
-              <w:t>FR0007</w:t>
+              <w:t>FR0002</w:t>
             </w:r>
           </w:p>
         </w:tc>
@@ -156,7 +156,7 @@
           </w:tcPr>
           <w:p>
             <w:r>
-              <w:t>FR0002</w:t>
+              <w:t>FR0007</w:t>
             </w:r>
           </w:p>
         </w:tc>
@@ -218,7 +218,7 @@
           </w:tcPr>
           <w:p>
             <w:r>
-              <w:t>FR0006</w:t>
+              <w:t>FR0004</w:t>
             </w:r>
           </w:p>
         </w:tc>
@@ -280,7 +280,7 @@
           </w:tcPr>
           <w:p>
             <w:r>
-              <w:t>FR0006</w:t>
+              <w:t>FR0009</w:t>
             </w:r>
           </w:p>
         </w:tc>
@@ -342,7 +342,7 @@
           </w:tcPr>
           <w:p>
             <w:r>
-              <w:t>FR0009</w:t>
+              <w:t>FR0008</w:t>
             </w:r>
           </w:p>
         </w:tc>
@@ -404,7 +404,7 @@
           </w:tcPr>
           <w:p>
             <w:r>
-              <w:t>FR0001</w:t>
+              <w:t>FR0010</w:t>
             </w:r>
           </w:p>
         </w:tc>
@@ -466,7 +466,7 @@
           </w:tcPr>
           <w:p>
             <w:r>
-              <w:t>FR0002</w:t>
+              <w:t>FR0006</w:t>
             </w:r>
           </w:p>
         </w:tc>
@@ -528,7 +528,7 @@
           </w:tcPr>
           <w:p>
             <w:r>
-              <w:t>FR0009</w:t>
+              <w:t>FR0008</w:t>
             </w:r>
           </w:p>
         </w:tc>
@@ -590,7 +590,7 @@
           </w:tcPr>
           <w:p>
             <w:r>
-              <w:t>FR0009</w:t>
+              <w:t>FR0001</w:t>
             </w:r>
           </w:p>
         </w:tc>
@@ -652,7 +652,7 @@
           </w:tcPr>
           <w:p>
             <w:r>
-              <w:t>FR0006</w:t>
+              <w:t>FR0008</w:t>
             </w:r>
           </w:p>
         </w:tc>

--- a/synthetic/output/assignments/assignments.docx
+++ b/synthetic/output/assignments/assignments.docx
@@ -84,7 +84,7 @@
           </w:tcPr>
           <w:p>
             <w:r>
-              <w:t>1</w:t>
+              <w:t>A000001</w:t>
             </w:r>
           </w:p>
         </w:tc>
@@ -94,7 +94,7 @@
           </w:tcPr>
           <w:p>
             <w:r>
-              <w:t>FR0002</w:t>
+              <w:t>FR0014</w:t>
             </w:r>
           </w:p>
         </w:tc>
@@ -134,7 +134,7 @@
           </w:tcPr>
           <w:p>
             <w:r>
-              <w:t>ACTIVE</w:t>
+              <w:t>Inactive</w:t>
             </w:r>
           </w:p>
         </w:tc>
@@ -146,7 +146,7 @@
           </w:tcPr>
           <w:p>
             <w:r>
-              <w:t>1</w:t>
+              <w:t>A000002</w:t>
             </w:r>
           </w:p>
         </w:tc>
@@ -156,7 +156,7 @@
           </w:tcPr>
           <w:p>
             <w:r>
-              <w:t>FR0007</w:t>
+              <w:t>FR0028</w:t>
             </w:r>
           </w:p>
         </w:tc>
@@ -196,7 +196,7 @@
           </w:tcPr>
           <w:p>
             <w:r>
-              <w:t>ACTIVE</w:t>
+              <w:t>Active</w:t>
             </w:r>
           </w:p>
         </w:tc>
@@ -208,7 +208,7 @@
           </w:tcPr>
           <w:p>
             <w:r>
-              <w:t>1</w:t>
+              <w:t>A000003</w:t>
             </w:r>
           </w:p>
         </w:tc>
@@ -218,7 +218,7 @@
           </w:tcPr>
           <w:p>
             <w:r>
-              <w:t>FR0004</w:t>
+              <w:t>FR0022</w:t>
             </w:r>
           </w:p>
         </w:tc>
@@ -258,7 +258,7 @@
           </w:tcPr>
           <w:p>
             <w:r>
-              <w:t>ACTIVE</w:t>
+              <w:t>Active</w:t>
             </w:r>
           </w:p>
         </w:tc>
@@ -270,7 +270,7 @@
           </w:tcPr>
           <w:p>
             <w:r>
-              <w:t>1</w:t>
+              <w:t>A000004</w:t>
             </w:r>
           </w:p>
         </w:tc>
@@ -280,7 +280,7 @@
           </w:tcPr>
           <w:p>
             <w:r>
-              <w:t>FR0009</w:t>
+              <w:t>FR0002</w:t>
             </w:r>
           </w:p>
         </w:tc>
@@ -320,7 +320,7 @@
           </w:tcPr>
           <w:p>
             <w:r>
-              <w:t>ACTIVE</w:t>
+              <w:t>Inactive</w:t>
             </w:r>
           </w:p>
         </w:tc>
@@ -332,7 +332,7 @@
           </w:tcPr>
           <w:p>
             <w:r>
-              <w:t>1</w:t>
+              <w:t>A000005</w:t>
             </w:r>
           </w:p>
         </w:tc>
@@ -342,7 +342,7 @@
           </w:tcPr>
           <w:p>
             <w:r>
-              <w:t>FR0008</w:t>
+              <w:t>FR0024</w:t>
             </w:r>
           </w:p>
         </w:tc>
@@ -382,7 +382,7 @@
           </w:tcPr>
           <w:p>
             <w:r>
-              <w:t>ACTIVE</w:t>
+              <w:t>Inactive</w:t>
             </w:r>
           </w:p>
         </w:tc>
@@ -394,7 +394,7 @@
           </w:tcPr>
           <w:p>
             <w:r>
-              <w:t>1</w:t>
+              <w:t>A000006</w:t>
             </w:r>
           </w:p>
         </w:tc>
@@ -404,7 +404,7 @@
           </w:tcPr>
           <w:p>
             <w:r>
-              <w:t>FR0010</w:t>
+              <w:t>FR0026</w:t>
             </w:r>
           </w:p>
         </w:tc>
@@ -444,7 +444,7 @@
           </w:tcPr>
           <w:p>
             <w:r>
-              <w:t>ACTIVE</w:t>
+              <w:t>Active</w:t>
             </w:r>
           </w:p>
         </w:tc>
@@ -456,7 +456,7 @@
           </w:tcPr>
           <w:p>
             <w:r>
-              <w:t>1</w:t>
+              <w:t>A000007</w:t>
             </w:r>
           </w:p>
         </w:tc>
@@ -466,7 +466,7 @@
           </w:tcPr>
           <w:p>
             <w:r>
-              <w:t>FR0006</w:t>
+              <w:t>FR0008</w:t>
             </w:r>
           </w:p>
         </w:tc>
@@ -506,7 +506,7 @@
           </w:tcPr>
           <w:p>
             <w:r>
-              <w:t>ACTIVE</w:t>
+              <w:t>Active</w:t>
             </w:r>
           </w:p>
         </w:tc>
@@ -518,7 +518,7 @@
           </w:tcPr>
           <w:p>
             <w:r>
-              <w:t>1</w:t>
+              <w:t>A000008</w:t>
             </w:r>
           </w:p>
         </w:tc>
@@ -528,7 +528,7 @@
           </w:tcPr>
           <w:p>
             <w:r>
-              <w:t>FR0008</w:t>
+              <w:t>FR0007</w:t>
             </w:r>
           </w:p>
         </w:tc>
@@ -568,7 +568,7 @@
           </w:tcPr>
           <w:p>
             <w:r>
-              <w:t>ACTIVE</w:t>
+              <w:t>Inactive</w:t>
             </w:r>
           </w:p>
         </w:tc>
@@ -580,7 +580,7 @@
           </w:tcPr>
           <w:p>
             <w:r>
-              <w:t>1</w:t>
+              <w:t>A000009</w:t>
             </w:r>
           </w:p>
         </w:tc>
@@ -590,7 +590,7 @@
           </w:tcPr>
           <w:p>
             <w:r>
-              <w:t>FR0001</w:t>
+              <w:t>FR0005</w:t>
             </w:r>
           </w:p>
         </w:tc>
@@ -630,7 +630,7 @@
           </w:tcPr>
           <w:p>
             <w:r>
-              <w:t>ACTIVE</w:t>
+              <w:t>Inactive</w:t>
             </w:r>
           </w:p>
         </w:tc>
@@ -642,7 +642,7 @@
           </w:tcPr>
           <w:p>
             <w:r>
-              <w:t>1</w:t>
+              <w:t>A000010</w:t>
             </w:r>
           </w:p>
         </w:tc>
@@ -652,7 +652,7 @@
           </w:tcPr>
           <w:p>
             <w:r>
-              <w:t>FR0008</w:t>
+              <w:t>FR0006</w:t>
             </w:r>
           </w:p>
         </w:tc>
@@ -692,7 +692,7 @@
           </w:tcPr>
           <w:p>
             <w:r>
-              <w:t>ACTIVE</w:t>
+              <w:t>Inactive</w:t>
             </w:r>
           </w:p>
         </w:tc>
